--- a/Layouts/CheckforMillion.docx
+++ b/Layouts/CheckforMillion.docx
@@ -115,4 +115,107 @@
      < / G e n J n l L i n e >   
  < / N a v W o r d R e p o r t X m l P a r t > 
+</file>
+
+<file path=customXml/item2.xml>��< ? x m l   v e r s i o n = " 1 . 0 "   e n c o d i n g = " u t f - 1 6 " ? > + 
+ < N a v W o r d R e p o r t X m l P a r t   x m l n s = " u r n : m i c r o s o f t - d y n a m i c s - b u s i n e s s c e n t r a l / i n t e r n a l / e x t e n d e d / r e p o r t s / C h e c k _ f o r _ M i l l i o n / 5 0 0 1 2 / " > + 
+     < T o o l t i p s   / > + 
+     < V o i d G e n J n l L i n e   E l e m e n t T y p e = " D a t a I t e m "   E l e m e n t I d = " 1 8 8 6 1 1 3 6 5 3 "   / > + 
+     < G e n J n l L i n e   E l e m e n t T y p e = " D a t a I t e m "   E l e m e n t I d = " 1 0 7 8 9 1 7 6 9 " > + 
+         < R e p o r t F o r N a v I d _ 3 8 0 8   E l e m e n t T y p e = " C o l u m n "   E l e m e n t I d = " 1 8 2 7 7 8 1 4 1 6 "   D a t a T y p e = " I n t e g e r " > R e p o r t F o r N a v I d _ 3 8 0 8 < / R e p o r t F o r N a v I d _ 3 8 0 8 > + 
+         < C h e c k P a g e s   E l e m e n t T y p e = " D a t a I t e m "   E l e m e n t I d = " 1 1 6 2 2 2 4 4 5 9 " > + 
+             < P r i n t S e t t l e d L o o p   E l e m e n t T y p e = " D a t a I t e m "   E l e m e n t I d = " 4 0 1 3 6 0 3 7 1 " > + 
+                 < A m o u n t C a p t i o n   E l e m e n t T y p e = " C o l u m n "   E l e m e n t I d = " 1 6 5 0 3 7 7 5 "   D a t a T y p e = " L a b e l " > A m o u n t C a p t i o n < / A m o u n t C a p t i o n > + 
+                 < C u r r e n c y C o d e 2   E l e m e n t T y p e = " C o l u m n "   E l e m e n t I d = " 1 2 5 5 8 3 9 5 2 5 "   D a t a T y p e = " C o d e " > C u r r e n c y C o d e 2 < / C u r r e n c y C o d e 2 > + 
+                 < C u r r e n c y _ C o d e C a p t i o n   E l e m e n t T y p e = " C o l u m n "   E l e m e n t I d = " 4 1 4 7 6 7 2 1 0 "   D a t a T y p e = " L a b e l " > C u r r e n c y _ C o d e C a p t i o n < / C u r r e n c y _ C o d e C a p t i o n > + 
+                 < D o c D a t e   E l e m e n t T y p e = " C o l u m n "   E l e m e n t I d = " 1 6 7 2 7 1 6 4 7 3 "   D a t a T y p e = " D a t e " > D o c D a t e < / D o c D a t e > + 
+                 < D o c D a t e C a p t i o n   E l e m e n t T y p e = " C o l u m n "   E l e m e n t I d = " 1 1 5 7 6 2 1 5 3 7 "   D a t a T y p e = " L a b e l " > D o c D a t e C a p t i o n < / D o c D a t e C a p t i o n > + 
+                 < D o c N o   E l e m e n t T y p e = " C o l u m n "   E l e m e n t I d = " 5 9 0 6 1 9 9 0 8 "   D a t a T y p e = " T e x t " > D o c N o < / D o c N o > + 
+                 < D o c N o C a p t i o n   E l e m e n t T y p e = " C o l u m n "   E l e m e n t I d = " 2 0 5 6 5 2 6 8 5 8 "   D a t a T y p e = " L a b e l " > D o c N o C a p t i o n < / D o c N o C a p t i o n > + 
+                 < E x t D o c N o   E l e m e n t T y p e = " C o l u m n "   E l e m e n t I d = " 9 3 9 8 6 8 1 1 7 "   D a t a T y p e = " T e x t " > E x t D o c N o < / E x t D o c N o > + 
+                 < L i n e A m o u n t   E l e m e n t T y p e = " C o l u m n "   E l e m e n t I d = " 1 6 4 5 5 1 1 0 0 1 "   D a t a T y p e = " D e c i m a l " > L i n e A m o u n t < / L i n e A m o u n t > + 
+                 < L i n e A m o u n t 2   E l e m e n t T y p e = " C o l u m n "   E l e m e n t I d = " 4 5 4 2 9 0 7 1 7 "   D a t a T y p e = " D e c i m a l " > L i n e A m o u n t 2 < / L i n e A m o u n t 2 > + 
+                 < L i n e A m o u n t C a p t i o n   E l e m e n t T y p e = " C o l u m n "   E l e m e n t I d = " 2 7 2 9 9 9 2 6 3 "   D a t a T y p e = " L a b e l " > L i n e A m o u n t C a p t i o n < / L i n e A m o u n t C a p t i o n > + 
+                 < L i n e A m o u n t _ _ _ L i n e D i s c o u n t   E l e m e n t T y p e = " C o l u m n "   E l e m e n t I d = " 5 3 9 4 8 5 7 0 1 "   D a t a T y p e = " D e c i m a l " > L i n e A m o u n t _ _ _ L i n e D i s c o u n t < / L i n e A m o u n t _ _ _ L i n e D i s c o u n t > + 
+                 < L i n e D i s c o u n t   E l e m e n t T y p e = " C o l u m n "   E l e m e n t I d = " 1 4 4 0 4 2 4 0 1 8 "   D a t a T y p e = " D e c i m a l " > L i n e D i s c o u n t < / L i n e D i s c o u n t > + 
+                 < L i n e D i s c o u n t C a p t i o n   E l e m e n t T y p e = " C o l u m n "   E l e m e n t I d = " 1 4 6 3 8 5 4 7 6 8 "   D a t a T y p e = " L a b e l " > L i n e D i s c o u n t C a p t i o n < / L i n e D i s c o u n t C a p t i o n > + 
+                 < N e t A m o u n t   E l e m e n t T y p e = " C o l u m n "   E l e m e n t I d = " 1 5 5 8 5 4 8 8 4 6 "   D a t a T y p e = " T e x t " > N e t A m o u n t < / N e t A m o u n t > + 
+                 < Y o u r _ D o c _ _ N o _ C a p t i o n   E l e m e n t T y p e = " C o l u m n "   E l e m e n t I d = " 1 1 6 5 0 2 1 4 0 5 "   D a t a T y p e = " L a b e l " > Y o u r _ D o c _ _ N o _ C a p t i o n < / Y o u r _ D o c _ _ N o _ C a p t i o n > + 
+             < / P r i n t S e t t l e d L o o p > + 
+             < P r i n t C h e c k   E l e m e n t T y p e = " D a t a I t e m "   E l e m e n t I d = " 1 1 5 0 1 7 0 1 3 8 " > + 
+                 < C h e c k A m o u n t T e x t   E l e m e n t T y p e = " C o l u m n "   E l e m e n t I d = " 1 2 3 8 2 7 3 7 5 4 "   D a t a T y p e = " T e x t " > C h e c k A m o u n t T e x t < / C h e c k A m o u n t T e x t > + 
+                 < C h e c k D a t e T e x t _ C o n t r o l 2   E l e m e n t T y p e = " C o l u m n "   E l e m e n t I d = " 1 1 2 3 9 6 7 3 6 0 "   D a t a T y p e = " T e x t " > C h e c k D a t e T e x t _ C o n t r o l 2 < / C h e c k D a t e T e x t _ C o n t r o l 2 > + 
+                 < C h e c k N o T e x t _ C o n t r o l 2 1   E l e m e n t T y p e = " C o l u m n "   E l e m e n t I d = " 1 6 5 1 6 3 0 7 4 8 "   D a t a T y p e = " T e x t " > C h e c k N o T e x t _ C o n t r o l 2 1 < / C h e c k N o T e x t _ C o n t r o l 2 1 > + 
+                 < C h e c k T o A d d r _ 1 _ _ C o n t r o l 7   E l e m e n t T y p e = " C o l u m n "   E l e m e n t I d = " 1 9 0 4 9 7 6 4 4 3 "   D a t a T y p e = " T e x t " > C h e c k T o A d d r _ 1 _ _ C o n t r o l 7 < / C h e c k T o A d d r _ 1 _ _ C o n t r o l 7 > + 
+                 < C h e c k T o A d d r _ 2 _   E l e m e n t T y p e = " C o l u m n "   E l e m e n t I d = " 8 8 0 0 3 8 2 1 7 "   D a t a T y p e = " T e x t " > C h e c k T o A d d r _ 2 _ < / C h e c k T o A d d r _ 2 _ > + 
+                 < C h e c k T o A d d r _ 3 _   E l e m e n t T y p e = " C o l u m n "   E l e m e n t I d = " 1 4 9 4 3 8 8 5 3 6 "   D a t a T y p e = " T e x t " > C h e c k T o A d d r _ 3 _ < / C h e c k T o A d d r _ 3 _ > + 
+                 < C h e c k T o A d d r _ 4 _   E l e m e n t T y p e = " C o l u m n "   E l e m e n t I d = " 6 2 7 3 9 7 5 2 1 "   D a t a T y p e = " T e x t " > C h e c k T o A d d r _ 4 _ < / C h e c k T o A d d r _ 4 _ > + 
+                 < C h e c k T o A d d r _ 5 _   E l e m e n t T y p e = " C o l u m n "   E l e m e n t I d = " 2 1 4 4 8 3 0 6 2 2 "   D a t a T y p e = " T e x t " > C h e c k T o A d d r _ 5 _ < / C h e c k T o A d d r _ 5 _ > + 
+                 < C o m p a n y A d d r _ 1 _   E l e m e n t T y p e = " C o l u m n "   E l e m e n t I d = " 9 3 4 6 5 3 6 8 0 "   D a t a T y p e = " T e x t " > C o m p a n y A d d r _ 1 _ < / C o m p a n y A d d r _ 1 _ > + 
+                 < C o m p a n y A d d r _ 2 _   E l e m e n t T y p e = " C o l u m n "   E l e m e n t I d = " 9 0 8 3 9 7 2 7 7 "   D a t a T y p e = " T e x t " > C o m p a n y A d d r _ 2 _ < / C o m p a n y A d d r _ 2 _ > + 
+                 < C o m p a n y A d d r _ 3 _   E l e m e n t T y p e = " C o l u m n "   E l e m e n t I d = " 1 8 4 3 0 4 2 5 1 4 "   D a t a T y p e = " T e x t " > C o m p a n y A d d r _ 3 _ < / C o m p a n y A d d r _ 3 _ > + 
+                 < C o m p a n y A d d r _ 4 _   E l e m e n t T y p e = " C o l u m n "   E l e m e n t I d = " 2 0 9 5 5 2 1 2 1 1 "   D a t a T y p e = " T e x t " > C o m p a n y A d d r _ 4 _ < / C o m p a n y A d d r _ 4 _ > + 
+                 < C o m p a n y A d d r _ 5 _   E l e m e n t T y p e = " C o l u m n "   E l e m e n t I d = " 6 5 5 9 1 8 5 8 0 "   D a t a T y p e = " T e x t " > C o m p a n y A d d r _ 5 _ < / C o m p a n y A d d r _ 5 _ > + 
+                 < C o m p a n y A d d r _ 6 _   E l e m e n t T y p e = " C o l u m n "   E l e m e n t I d = " 1 1 8 7 1 3 2 3 7 7 "   D a t a T y p e = " T e x t " > C o m p a n y A d d r _ 6 _ < / C o m p a n y A d d r _ 6 _ > + 
+                 < C o m p a n y A d d r _ 7 _   E l e m e n t T y p e = " C o l u m n "   E l e m e n t I d = " 1 5 8 5 0 9 5 7 6 6 "   D a t a T y p e = " T e x t " > C o m p a n y A d d r _ 7 _ < / C o m p a n y A d d r _ 7 _ > + 
+                 < C o m p a n y A d d r _ 8 _   E l e m e n t T y p e = " C o l u m n "   E l e m e n t I d = " 1 2 5 9 3 1 5 9 1 1 "   D a t a T y p e = " T e x t " > C o m p a n y A d d r _ 8 _ < / C o m p a n y A d d r _ 8 _ > + 
+                 < D e s c r i p t i o n L i n e _ 1 _   E l e m e n t T y p e = " C o l u m n "   E l e m e n t I d = " 2 4 8 4 9 6 6 3 6 "   D a t a T y p e = " T e x t " > D e s c r i p t i o n L i n e _ 1 _ < / D e s c r i p t i o n L i n e _ 1 _ > + 
+                 < D e s c r i p t i o n L i n e _ 2 _   E l e m e n t T y p e = " C o l u m n "   E l e m e n t I d = " 1 5 5 2 9 7 7 6 1 7 "   D a t a T y p e = " T e x t " > D e s c r i p t i o n L i n e _ 2 _ < / D e s c r i p t i o n L i n e _ 2 _ > + 
+                 < T o t a l L i n e A m o u n t   E l e m e n t T y p e = " C o l u m n "   E l e m e n t I d = " 3 8 7 9 9 1 8 2 7 "   D a t a T y p e = " D e c i m a l " > T o t a l L i n e A m o u n t < / T o t a l L i n e A m o u n t > + 
+                 < T o t a l T e x t   E l e m e n t T y p e = " C o l u m n "   E l e m e n t I d = " 2 3 1 9 1 0 5 1 8 "   D a t a T y p e = " T e x t " > T o t a l T e x t < / T o t a l T e x t > + 
+                 < V o i d T e x t   E l e m e n t T y p e = " C o l u m n "   E l e m e n t I d = " 1 6 0 7 1 2 0 7 0 8 "   D a t a T y p e = " T e x t " > V o i d T e x t < / V o i d T e x t > + 
+             < / P r i n t C h e c k > + 
+         < / C h e c k P a g e s > + 
+     < / G e n J n l L i n e > + 
+ < / N a v W o r d R e p o r t X m l P a r t > 
 </file>